--- a/back/src/static/todoSilver/PoliticaGarantiaCapital.docx
+++ b/back/src/static/todoSilver/PoliticaGarantiaCapital.docx
@@ -1,6 +1,6 @@
 
 <file path=word/document.xml><?xml version="1.0" encoding="utf-8"?>
-<w:document xmlns:wpc="http://schemas.microsoft.com/office/word/2010/wordprocessingCanvas" xmlns:cx="http://schemas.microsoft.com/office/drawing/2014/chartex" xmlns:cx1="http://schemas.microsoft.com/office/drawing/2015/9/8/chartex" xmlns:cx2="http://schemas.microsoft.com/office/drawing/2015/10/21/chartex" xmlns:cx3="http://schemas.microsoft.com/office/drawing/2016/5/9/chartex" xmlns:cx4="http://schemas.microsoft.com/office/drawing/2016/5/10/chartex" xmlns:cx5="http://schemas.microsoft.com/office/drawing/2016/5/11/chartex" xmlns:cx6="http://schemas.microsoft.com/office/drawing/2016/5/12/chartex" xmlns:cx7="http://schemas.microsoft.com/office/drawing/2016/5/13/chartex" xmlns:cx8="http://schemas.microsoft.com/office/drawing/2016/5/14/chartex" xmlns:mc="http://schemas.openxmlformats.org/markup-compatibility/2006" xmlns:aink="http://schemas.microsoft.com/office/drawing/2016/ink" xmlns:am3d="http://schemas.microsoft.com/office/drawing/2017/model3d" xmlns:o="urn:schemas-microsoft-com:office:office" xmlns:oel="http://schemas.microsoft.com/office/2019/extlst" xmlns:r="http://schemas.openxmlformats.org/officeDocument/2006/relationships" xmlns:m="http://schemas.openxmlformats.org/officeDocument/2006/math" xmlns:v="urn:schemas-microsoft-com:vml" xmlns:wp14="http://schemas.microsoft.com/office/word/2010/wordprocessingDrawing" xmlns:wp="http://schemas.openxmlformats.org/drawingml/2006/wordprocessingDrawing" xmlns:w10="urn:schemas-microsoft-com:office:word" xmlns:w="http://schemas.openxmlformats.org/wordprocessingml/2006/main" xmlns:w14="http://schemas.microsoft.com/office/word/2010/wordml" xmlns:w15="http://schemas.microsoft.com/office/word/2012/wordml" xmlns:w16cex="http://schemas.microsoft.com/office/word/2018/wordml/cex" xmlns:w16cid="http://schemas.microsoft.com/office/word/2016/wordml/cid" xmlns:w16="http://schemas.microsoft.com/office/word/2018/wordml" xmlns:w16du="http://schemas.microsoft.com/office/word/2023/wordml/word16du" xmlns:w16sdtdh="http://schemas.microsoft.com/office/word/2020/wordml/sdtdatahash" xmlns:w16sdtfl="http://schemas.microsoft.com/office/word/2024/wordml/sdtformatlock" xmlns:w16se="http://schemas.microsoft.com/office/word/2015/wordml/symex" xmlns:wpg="http://schemas.microsoft.com/office/word/2010/wordprocessingGroup" xmlns:wpi="http://schemas.microsoft.com/office/word/2010/wordprocessingInk" xmlns:wne="http://schemas.microsoft.com/office/word/2006/wordml" xmlns:wps="http://schemas.microsoft.com/office/word/2010/wordprocessingShape" mc:Ignorable="w14 w15 w16se w16cid w16 w16cex w16sdtdh w16sdtfl w16du wp14">
+<w:document xmlns:wpc="http://schemas.microsoft.com/office/word/2010/wordprocessingCanvas" xmlns:cx="http://schemas.microsoft.com/office/drawing/2014/chartex" xmlns:cx1="http://schemas.microsoft.com/office/drawing/2015/9/8/chartex" xmlns:cx2="http://schemas.microsoft.com/office/drawing/2015/10/21/chartex" xmlns:cx3="http://schemas.microsoft.com/office/drawing/2016/5/9/chartex" xmlns:cx4="http://schemas.microsoft.com/office/drawing/2016/5/10/chartex" xmlns:cx5="http://schemas.microsoft.com/office/drawing/2016/5/11/chartex" xmlns:cx6="http://schemas.microsoft.com/office/drawing/2016/5/12/chartex" xmlns:cx7="http://schemas.microsoft.com/office/drawing/2016/5/13/chartex" xmlns:cx8="http://schemas.microsoft.com/office/drawing/2016/5/14/chartex" xmlns:mc="http://schemas.openxmlformats.org/markup-compatibility/2006" xmlns:aink="http://schemas.microsoft.com/office/drawing/2016/ink" xmlns:am3d="http://schemas.microsoft.com/office/drawing/2017/model3d" xmlns:o="urn:schemas-microsoft-com:office:office" xmlns:oel="http://schemas.microsoft.com/office/2019/extlst" xmlns:r="http://schemas.openxmlformats.org/officeDocument/2006/relationships" xmlns:m="http://schemas.openxmlformats.org/officeDocument/2006/math" xmlns:v="urn:schemas-microsoft-com:vml" xmlns:wp14="http://schemas.microsoft.com/office/word/2010/wordprocessingDrawing" xmlns:wp="http://schemas.openxmlformats.org/drawingml/2006/wordprocessingDrawing" xmlns:w10="urn:schemas-microsoft-com:office:word" xmlns:w="http://schemas.openxmlformats.org/wordprocessingml/2006/main" xmlns:w14="http://schemas.microsoft.com/office/word/2010/wordml" xmlns:w15="http://schemas.microsoft.com/office/word/2012/wordml" xmlns:w16cei="http://schemas.microsoft.com/office/word/2026/wordml/cei" xmlns:w16cex="http://schemas.microsoft.com/office/word/2018/wordml/cex" xmlns:w16cid="http://schemas.microsoft.com/office/word/2016/wordml/cid" xmlns:w16="http://schemas.microsoft.com/office/word/2018/wordml" xmlns:w16du="http://schemas.microsoft.com/office/word/2023/wordml/word16du" xmlns:w16sdtdh="http://schemas.microsoft.com/office/word/2020/wordml/sdtdatahash" xmlns:w16sdtfl="http://schemas.microsoft.com/office/word/2024/wordml/sdtformatlock" xmlns:w16se="http://schemas.microsoft.com/office/word/2015/wordml/symex" xmlns:wpg="http://schemas.microsoft.com/office/word/2010/wordprocessingGroup" xmlns:wpi="http://schemas.microsoft.com/office/word/2010/wordprocessingInk" xmlns:wne="http://schemas.microsoft.com/office/word/2006/wordml" xmlns:wps="http://schemas.microsoft.com/office/word/2010/wordprocessingShape" mc:Ignorable="w14 w15 w16se w16cid w16 w16cex w16sdtdh w16sdtfl w16du wp14">
   <w:body>
     <w:p>
       <w:pPr>
@@ -5634,7 +5634,6 @@
               <w:rPr>
                 <w:b/>
                 <w:spacing w:val="-2"/>
-                <w:sz w:val="20"/>
               </w:rPr>
               <w:t>{{</w:t>
             </w:r>
@@ -5643,7 +5642,6 @@
               <w:rPr>
                 <w:b/>
                 <w:spacing w:val="-2"/>
-                <w:sz w:val="20"/>
               </w:rPr>
               <w:t>NumeroDocumento</w:t>
             </w:r>
@@ -5652,7 +5650,6 @@
               <w:rPr>
                 <w:b/>
                 <w:spacing w:val="-2"/>
-                <w:sz w:val="20"/>
               </w:rPr>
               <w:t>}}</w:t>
             </w:r>
@@ -5718,7 +5715,7 @@
 </file>
 
 <file path=word/endnotes.xml><?xml version="1.0" encoding="utf-8"?>
-<w:endnotes xmlns:wpc="http://schemas.microsoft.com/office/word/2010/wordprocessingCanvas" xmlns:cx="http://schemas.microsoft.com/office/drawing/2014/chartex" xmlns:cx1="http://schemas.microsoft.com/office/drawing/2015/9/8/chartex" xmlns:cx2="http://schemas.microsoft.com/office/drawing/2015/10/21/chartex" xmlns:cx3="http://schemas.microsoft.com/office/drawing/2016/5/9/chartex" xmlns:cx4="http://schemas.microsoft.com/office/drawing/2016/5/10/chartex" xmlns:cx5="http://schemas.microsoft.com/office/drawing/2016/5/11/chartex" xmlns:cx6="http://schemas.microsoft.com/office/drawing/2016/5/12/chartex" xmlns:cx7="http://schemas.microsoft.com/office/drawing/2016/5/13/chartex" xmlns:cx8="http://schemas.microsoft.com/office/drawing/2016/5/14/chartex" xmlns:mc="http://schemas.openxmlformats.org/markup-compatibility/2006" xmlns:aink="http://schemas.microsoft.com/office/drawing/2016/ink" xmlns:am3d="http://schemas.microsoft.com/office/drawing/2017/model3d" xmlns:o="urn:schemas-microsoft-com:office:office" xmlns:oel="http://schemas.microsoft.com/office/2019/extlst" xmlns:r="http://schemas.openxmlformats.org/officeDocument/2006/relationships" xmlns:m="http://schemas.openxmlformats.org/officeDocument/2006/math" xmlns:v="urn:schemas-microsoft-com:vml" xmlns:wp14="http://schemas.microsoft.com/office/word/2010/wordprocessingDrawing" xmlns:wp="http://schemas.openxmlformats.org/drawingml/2006/wordprocessingDrawing" xmlns:w10="urn:schemas-microsoft-com:office:word" xmlns:w="http://schemas.openxmlformats.org/wordprocessingml/2006/main" xmlns:w14="http://schemas.microsoft.com/office/word/2010/wordml" xmlns:w15="http://schemas.microsoft.com/office/word/2012/wordml" xmlns:w16cex="http://schemas.microsoft.com/office/word/2018/wordml/cex" xmlns:w16cid="http://schemas.microsoft.com/office/word/2016/wordml/cid" xmlns:w16="http://schemas.microsoft.com/office/word/2018/wordml" xmlns:w16du="http://schemas.microsoft.com/office/word/2023/wordml/word16du" xmlns:w16sdtdh="http://schemas.microsoft.com/office/word/2020/wordml/sdtdatahash" xmlns:w16sdtfl="http://schemas.microsoft.com/office/word/2024/wordml/sdtformatlock" xmlns:w16se="http://schemas.microsoft.com/office/word/2015/wordml/symex" xmlns:wpg="http://schemas.microsoft.com/office/word/2010/wordprocessingGroup" xmlns:wpi="http://schemas.microsoft.com/office/word/2010/wordprocessingInk" xmlns:wne="http://schemas.microsoft.com/office/word/2006/wordml" xmlns:wps="http://schemas.microsoft.com/office/word/2010/wordprocessingShape" mc:Ignorable="w14 w15 w16se w16cid w16 w16cex w16sdtdh w16sdtfl w16du wp14">
+<w:endnotes xmlns:wpc="http://schemas.microsoft.com/office/word/2010/wordprocessingCanvas" xmlns:cx="http://schemas.microsoft.com/office/drawing/2014/chartex" xmlns:cx1="http://schemas.microsoft.com/office/drawing/2015/9/8/chartex" xmlns:cx2="http://schemas.microsoft.com/office/drawing/2015/10/21/chartex" xmlns:cx3="http://schemas.microsoft.com/office/drawing/2016/5/9/chartex" xmlns:cx4="http://schemas.microsoft.com/office/drawing/2016/5/10/chartex" xmlns:cx5="http://schemas.microsoft.com/office/drawing/2016/5/11/chartex" xmlns:cx6="http://schemas.microsoft.com/office/drawing/2016/5/12/chartex" xmlns:cx7="http://schemas.microsoft.com/office/drawing/2016/5/13/chartex" xmlns:cx8="http://schemas.microsoft.com/office/drawing/2016/5/14/chartex" xmlns:mc="http://schemas.openxmlformats.org/markup-compatibility/2006" xmlns:aink="http://schemas.microsoft.com/office/drawing/2016/ink" xmlns:am3d="http://schemas.microsoft.com/office/drawing/2017/model3d" xmlns:o="urn:schemas-microsoft-com:office:office" xmlns:oel="http://schemas.microsoft.com/office/2019/extlst" xmlns:r="http://schemas.openxmlformats.org/officeDocument/2006/relationships" xmlns:m="http://schemas.openxmlformats.org/officeDocument/2006/math" xmlns:v="urn:schemas-microsoft-com:vml" xmlns:wp14="http://schemas.microsoft.com/office/word/2010/wordprocessingDrawing" xmlns:wp="http://schemas.openxmlformats.org/drawingml/2006/wordprocessingDrawing" xmlns:w10="urn:schemas-microsoft-com:office:word" xmlns:w="http://schemas.openxmlformats.org/wordprocessingml/2006/main" xmlns:w14="http://schemas.microsoft.com/office/word/2010/wordml" xmlns:w15="http://schemas.microsoft.com/office/word/2012/wordml" xmlns:w16cei="http://schemas.microsoft.com/office/word/2026/wordml/cei" xmlns:w16cex="http://schemas.microsoft.com/office/word/2018/wordml/cex" xmlns:w16cid="http://schemas.microsoft.com/office/word/2016/wordml/cid" xmlns:w16="http://schemas.microsoft.com/office/word/2018/wordml" xmlns:w16du="http://schemas.microsoft.com/office/word/2023/wordml/word16du" xmlns:w16sdtdh="http://schemas.microsoft.com/office/word/2020/wordml/sdtdatahash" xmlns:w16sdtfl="http://schemas.microsoft.com/office/word/2024/wordml/sdtformatlock" xmlns:w16se="http://schemas.microsoft.com/office/word/2015/wordml/symex" xmlns:wpg="http://schemas.microsoft.com/office/word/2010/wordprocessingGroup" xmlns:wpi="http://schemas.microsoft.com/office/word/2010/wordprocessingInk" xmlns:wne="http://schemas.microsoft.com/office/word/2006/wordml" xmlns:wps="http://schemas.microsoft.com/office/word/2010/wordprocessingShape" mc:Ignorable="w14 w15 w16se w16cid w16 w16cex w16sdtdh w16sdtfl w16du wp14">
   <w:endnote w:type="separator" w:id="-1">
     <w:p>
       <w:pPr>
@@ -5743,7 +5740,7 @@
 </file>
 
 <file path=word/footer1.xml><?xml version="1.0" encoding="utf-8"?>
-<w:ftr xmlns:wpc="http://schemas.microsoft.com/office/word/2010/wordprocessingCanvas" xmlns:cx="http://schemas.microsoft.com/office/drawing/2014/chartex" xmlns:cx1="http://schemas.microsoft.com/office/drawing/2015/9/8/chartex" xmlns:cx2="http://schemas.microsoft.com/office/drawing/2015/10/21/chartex" xmlns:cx3="http://schemas.microsoft.com/office/drawing/2016/5/9/chartex" xmlns:cx4="http://schemas.microsoft.com/office/drawing/2016/5/10/chartex" xmlns:cx5="http://schemas.microsoft.com/office/drawing/2016/5/11/chartex" xmlns:cx6="http://schemas.microsoft.com/office/drawing/2016/5/12/chartex" xmlns:cx7="http://schemas.microsoft.com/office/drawing/2016/5/13/chartex" xmlns:cx8="http://schemas.microsoft.com/office/drawing/2016/5/14/chartex" xmlns:mc="http://schemas.openxmlformats.org/markup-compatibility/2006" xmlns:aink="http://schemas.microsoft.com/office/drawing/2016/ink" xmlns:am3d="http://schemas.microsoft.com/office/drawing/2017/model3d" xmlns:o="urn:schemas-microsoft-com:office:office" xmlns:oel="http://schemas.microsoft.com/office/2019/extlst" xmlns:r="http://schemas.openxmlformats.org/officeDocument/2006/relationships" xmlns:m="http://schemas.openxmlformats.org/officeDocument/2006/math" xmlns:v="urn:schemas-microsoft-com:vml" xmlns:wp14="http://schemas.microsoft.com/office/word/2010/wordprocessingDrawing" xmlns:wp="http://schemas.openxmlformats.org/drawingml/2006/wordprocessingDrawing" xmlns:w10="urn:schemas-microsoft-com:office:word" xmlns:w="http://schemas.openxmlformats.org/wordprocessingml/2006/main" xmlns:w14="http://schemas.microsoft.com/office/word/2010/wordml" xmlns:w15="http://schemas.microsoft.com/office/word/2012/wordml" xmlns:w16cex="http://schemas.microsoft.com/office/word/2018/wordml/cex" xmlns:w16cid="http://schemas.microsoft.com/office/word/2016/wordml/cid" xmlns:w16="http://schemas.microsoft.com/office/word/2018/wordml" xmlns:w16du="http://schemas.microsoft.com/office/word/2023/wordml/word16du" xmlns:w16sdtdh="http://schemas.microsoft.com/office/word/2020/wordml/sdtdatahash" xmlns:w16sdtfl="http://schemas.microsoft.com/office/word/2024/wordml/sdtformatlock" xmlns:w16se="http://schemas.microsoft.com/office/word/2015/wordml/symex" xmlns:wpg="http://schemas.microsoft.com/office/word/2010/wordprocessingGroup" xmlns:wpi="http://schemas.microsoft.com/office/word/2010/wordprocessingInk" xmlns:wne="http://schemas.microsoft.com/office/word/2006/wordml" xmlns:wps="http://schemas.microsoft.com/office/word/2010/wordprocessingShape" mc:Ignorable="w14 w15 w16se w16cid w16 w16cex w16sdtdh w16sdtfl w16du wp14">
+<w:ftr xmlns:wpc="http://schemas.microsoft.com/office/word/2010/wordprocessingCanvas" xmlns:cx="http://schemas.microsoft.com/office/drawing/2014/chartex" xmlns:cx1="http://schemas.microsoft.com/office/drawing/2015/9/8/chartex" xmlns:cx2="http://schemas.microsoft.com/office/drawing/2015/10/21/chartex" xmlns:cx3="http://schemas.microsoft.com/office/drawing/2016/5/9/chartex" xmlns:cx4="http://schemas.microsoft.com/office/drawing/2016/5/10/chartex" xmlns:cx5="http://schemas.microsoft.com/office/drawing/2016/5/11/chartex" xmlns:cx6="http://schemas.microsoft.com/office/drawing/2016/5/12/chartex" xmlns:cx7="http://schemas.microsoft.com/office/drawing/2016/5/13/chartex" xmlns:cx8="http://schemas.microsoft.com/office/drawing/2016/5/14/chartex" xmlns:mc="http://schemas.openxmlformats.org/markup-compatibility/2006" xmlns:aink="http://schemas.microsoft.com/office/drawing/2016/ink" xmlns:am3d="http://schemas.microsoft.com/office/drawing/2017/model3d" xmlns:o="urn:schemas-microsoft-com:office:office" xmlns:oel="http://schemas.microsoft.com/office/2019/extlst" xmlns:r="http://schemas.openxmlformats.org/officeDocument/2006/relationships" xmlns:m="http://schemas.openxmlformats.org/officeDocument/2006/math" xmlns:v="urn:schemas-microsoft-com:vml" xmlns:wp14="http://schemas.microsoft.com/office/word/2010/wordprocessingDrawing" xmlns:wp="http://schemas.openxmlformats.org/drawingml/2006/wordprocessingDrawing" xmlns:w10="urn:schemas-microsoft-com:office:word" xmlns:w="http://schemas.openxmlformats.org/wordprocessingml/2006/main" xmlns:w14="http://schemas.microsoft.com/office/word/2010/wordml" xmlns:w15="http://schemas.microsoft.com/office/word/2012/wordml" xmlns:w16cei="http://schemas.microsoft.com/office/word/2026/wordml/cei" xmlns:w16cex="http://schemas.microsoft.com/office/word/2018/wordml/cex" xmlns:w16cid="http://schemas.microsoft.com/office/word/2016/wordml/cid" xmlns:w16="http://schemas.microsoft.com/office/word/2018/wordml" xmlns:w16du="http://schemas.microsoft.com/office/word/2023/wordml/word16du" xmlns:w16sdtdh="http://schemas.microsoft.com/office/word/2020/wordml/sdtdatahash" xmlns:w16sdtfl="http://schemas.microsoft.com/office/word/2024/wordml/sdtformatlock" xmlns:w16se="http://schemas.microsoft.com/office/word/2015/wordml/symex" xmlns:wpg="http://schemas.microsoft.com/office/word/2010/wordprocessingGroup" xmlns:wpi="http://schemas.microsoft.com/office/word/2010/wordprocessingInk" xmlns:wne="http://schemas.microsoft.com/office/word/2006/wordml" xmlns:wps="http://schemas.microsoft.com/office/word/2010/wordprocessingShape" mc:Ignorable="w14 w15 w16se w16cid w16 w16cex w16sdtdh w16sdtfl w16du wp14">
   <w:p>
     <w:pPr>
       <w:pStyle w:val="Piedepgina"/>
@@ -5875,7 +5872,7 @@
 </file>
 
 <file path=word/footnotes.xml><?xml version="1.0" encoding="utf-8"?>
-<w:footnotes xmlns:wpc="http://schemas.microsoft.com/office/word/2010/wordprocessingCanvas" xmlns:cx="http://schemas.microsoft.com/office/drawing/2014/chartex" xmlns:cx1="http://schemas.microsoft.com/office/drawing/2015/9/8/chartex" xmlns:cx2="http://schemas.microsoft.com/office/drawing/2015/10/21/chartex" xmlns:cx3="http://schemas.microsoft.com/office/drawing/2016/5/9/chartex" xmlns:cx4="http://schemas.microsoft.com/office/drawing/2016/5/10/chartex" xmlns:cx5="http://schemas.microsoft.com/office/drawing/2016/5/11/chartex" xmlns:cx6="http://schemas.microsoft.com/office/drawing/2016/5/12/chartex" xmlns:cx7="http://schemas.microsoft.com/office/drawing/2016/5/13/chartex" xmlns:cx8="http://schemas.microsoft.com/office/drawing/2016/5/14/chartex" xmlns:mc="http://schemas.openxmlformats.org/markup-compatibility/2006" xmlns:aink="http://schemas.microsoft.com/office/drawing/2016/ink" xmlns:am3d="http://schemas.microsoft.com/office/drawing/2017/model3d" xmlns:o="urn:schemas-microsoft-com:office:office" xmlns:oel="http://schemas.microsoft.com/office/2019/extlst" xmlns:r="http://schemas.openxmlformats.org/officeDocument/2006/relationships" xmlns:m="http://schemas.openxmlformats.org/officeDocument/2006/math" xmlns:v="urn:schemas-microsoft-com:vml" xmlns:wp14="http://schemas.microsoft.com/office/word/2010/wordprocessingDrawing" xmlns:wp="http://schemas.openxmlformats.org/drawingml/2006/wordprocessingDrawing" xmlns:w10="urn:schemas-microsoft-com:office:word" xmlns:w="http://schemas.openxmlformats.org/wordprocessingml/2006/main" xmlns:w14="http://schemas.microsoft.com/office/word/2010/wordml" xmlns:w15="http://schemas.microsoft.com/office/word/2012/wordml" xmlns:w16cex="http://schemas.microsoft.com/office/word/2018/wordml/cex" xmlns:w16cid="http://schemas.microsoft.com/office/word/2016/wordml/cid" xmlns:w16="http://schemas.microsoft.com/office/word/2018/wordml" xmlns:w16du="http://schemas.microsoft.com/office/word/2023/wordml/word16du" xmlns:w16sdtdh="http://schemas.microsoft.com/office/word/2020/wordml/sdtdatahash" xmlns:w16sdtfl="http://schemas.microsoft.com/office/word/2024/wordml/sdtformatlock" xmlns:w16se="http://schemas.microsoft.com/office/word/2015/wordml/symex" xmlns:wpg="http://schemas.microsoft.com/office/word/2010/wordprocessingGroup" xmlns:wpi="http://schemas.microsoft.com/office/word/2010/wordprocessingInk" xmlns:wne="http://schemas.microsoft.com/office/word/2006/wordml" xmlns:wps="http://schemas.microsoft.com/office/word/2010/wordprocessingShape" mc:Ignorable="w14 w15 w16se w16cid w16 w16cex w16sdtdh w16sdtfl w16du wp14">
+<w:footnotes xmlns:wpc="http://schemas.microsoft.com/office/word/2010/wordprocessingCanvas" xmlns:cx="http://schemas.microsoft.com/office/drawing/2014/chartex" xmlns:cx1="http://schemas.microsoft.com/office/drawing/2015/9/8/chartex" xmlns:cx2="http://schemas.microsoft.com/office/drawing/2015/10/21/chartex" xmlns:cx3="http://schemas.microsoft.com/office/drawing/2016/5/9/chartex" xmlns:cx4="http://schemas.microsoft.com/office/drawing/2016/5/10/chartex" xmlns:cx5="http://schemas.microsoft.com/office/drawing/2016/5/11/chartex" xmlns:cx6="http://schemas.microsoft.com/office/drawing/2016/5/12/chartex" xmlns:cx7="http://schemas.microsoft.com/office/drawing/2016/5/13/chartex" xmlns:cx8="http://schemas.microsoft.com/office/drawing/2016/5/14/chartex" xmlns:mc="http://schemas.openxmlformats.org/markup-compatibility/2006" xmlns:aink="http://schemas.microsoft.com/office/drawing/2016/ink" xmlns:am3d="http://schemas.microsoft.com/office/drawing/2017/model3d" xmlns:o="urn:schemas-microsoft-com:office:office" xmlns:oel="http://schemas.microsoft.com/office/2019/extlst" xmlns:r="http://schemas.openxmlformats.org/officeDocument/2006/relationships" xmlns:m="http://schemas.openxmlformats.org/officeDocument/2006/math" xmlns:v="urn:schemas-microsoft-com:vml" xmlns:wp14="http://schemas.microsoft.com/office/word/2010/wordprocessingDrawing" xmlns:wp="http://schemas.openxmlformats.org/drawingml/2006/wordprocessingDrawing" xmlns:w10="urn:schemas-microsoft-com:office:word" xmlns:w="http://schemas.openxmlformats.org/wordprocessingml/2006/main" xmlns:w14="http://schemas.microsoft.com/office/word/2010/wordml" xmlns:w15="http://schemas.microsoft.com/office/word/2012/wordml" xmlns:w16cei="http://schemas.microsoft.com/office/word/2026/wordml/cei" xmlns:w16cex="http://schemas.microsoft.com/office/word/2018/wordml/cex" xmlns:w16cid="http://schemas.microsoft.com/office/word/2016/wordml/cid" xmlns:w16="http://schemas.microsoft.com/office/word/2018/wordml" xmlns:w16du="http://schemas.microsoft.com/office/word/2023/wordml/word16du" xmlns:w16sdtdh="http://schemas.microsoft.com/office/word/2020/wordml/sdtdatahash" xmlns:w16sdtfl="http://schemas.microsoft.com/office/word/2024/wordml/sdtformatlock" xmlns:w16se="http://schemas.microsoft.com/office/word/2015/wordml/symex" xmlns:wpg="http://schemas.microsoft.com/office/word/2010/wordprocessingGroup" xmlns:wpi="http://schemas.microsoft.com/office/word/2010/wordprocessingInk" xmlns:wne="http://schemas.microsoft.com/office/word/2006/wordml" xmlns:wps="http://schemas.microsoft.com/office/word/2010/wordprocessingShape" mc:Ignorable="w14 w15 w16se w16cid w16 w16cex w16sdtdh w16sdtfl w16du wp14">
   <w:footnote w:type="separator" w:id="-1">
     <w:p>
       <w:pPr>
@@ -5900,7 +5897,7 @@
 </file>
 
 <file path=word/header1.xml><?xml version="1.0" encoding="utf-8"?>
-<w:hdr xmlns:wpc="http://schemas.microsoft.com/office/word/2010/wordprocessingCanvas" xmlns:cx="http://schemas.microsoft.com/office/drawing/2014/chartex" xmlns:cx1="http://schemas.microsoft.com/office/drawing/2015/9/8/chartex" xmlns:cx2="http://schemas.microsoft.com/office/drawing/2015/10/21/chartex" xmlns:cx3="http://schemas.microsoft.com/office/drawing/2016/5/9/chartex" xmlns:cx4="http://schemas.microsoft.com/office/drawing/2016/5/10/chartex" xmlns:cx5="http://schemas.microsoft.com/office/drawing/2016/5/11/chartex" xmlns:cx6="http://schemas.microsoft.com/office/drawing/2016/5/12/chartex" xmlns:cx7="http://schemas.microsoft.com/office/drawing/2016/5/13/chartex" xmlns:cx8="http://schemas.microsoft.com/office/drawing/2016/5/14/chartex" xmlns:mc="http://schemas.openxmlformats.org/markup-compatibility/2006" xmlns:aink="http://schemas.microsoft.com/office/drawing/2016/ink" xmlns:am3d="http://schemas.microsoft.com/office/drawing/2017/model3d" xmlns:o="urn:schemas-microsoft-com:office:office" xmlns:oel="http://schemas.microsoft.com/office/2019/extlst" xmlns:r="http://schemas.openxmlformats.org/officeDocument/2006/relationships" xmlns:m="http://schemas.openxmlformats.org/officeDocument/2006/math" xmlns:v="urn:schemas-microsoft-com:vml" xmlns:wp14="http://schemas.microsoft.com/office/word/2010/wordprocessingDrawing" xmlns:wp="http://schemas.openxmlformats.org/drawingml/2006/wordprocessingDrawing" xmlns:w10="urn:schemas-microsoft-com:office:word" xmlns:w="http://schemas.openxmlformats.org/wordprocessingml/2006/main" xmlns:w14="http://schemas.microsoft.com/office/word/2010/wordml" xmlns:w15="http://schemas.microsoft.com/office/word/2012/wordml" xmlns:w16cex="http://schemas.microsoft.com/office/word/2018/wordml/cex" xmlns:w16cid="http://schemas.microsoft.com/office/word/2016/wordml/cid" xmlns:w16="http://schemas.microsoft.com/office/word/2018/wordml" xmlns:w16du="http://schemas.microsoft.com/office/word/2023/wordml/word16du" xmlns:w16sdtdh="http://schemas.microsoft.com/office/word/2020/wordml/sdtdatahash" xmlns:w16sdtfl="http://schemas.microsoft.com/office/word/2024/wordml/sdtformatlock" xmlns:w16se="http://schemas.microsoft.com/office/word/2015/wordml/symex" xmlns:wpg="http://schemas.microsoft.com/office/word/2010/wordprocessingGroup" xmlns:wpi="http://schemas.microsoft.com/office/word/2010/wordprocessingInk" xmlns:wne="http://schemas.microsoft.com/office/word/2006/wordml" xmlns:wps="http://schemas.microsoft.com/office/word/2010/wordprocessingShape" mc:Ignorable="w14 w15 w16se w16cid w16 w16cex w16sdtdh w16sdtfl w16du wp14">
+<w:hdr xmlns:wpc="http://schemas.microsoft.com/office/word/2010/wordprocessingCanvas" xmlns:cx="http://schemas.microsoft.com/office/drawing/2014/chartex" xmlns:cx1="http://schemas.microsoft.com/office/drawing/2015/9/8/chartex" xmlns:cx2="http://schemas.microsoft.com/office/drawing/2015/10/21/chartex" xmlns:cx3="http://schemas.microsoft.com/office/drawing/2016/5/9/chartex" xmlns:cx4="http://schemas.microsoft.com/office/drawing/2016/5/10/chartex" xmlns:cx5="http://schemas.microsoft.com/office/drawing/2016/5/11/chartex" xmlns:cx6="http://schemas.microsoft.com/office/drawing/2016/5/12/chartex" xmlns:cx7="http://schemas.microsoft.com/office/drawing/2016/5/13/chartex" xmlns:cx8="http://schemas.microsoft.com/office/drawing/2016/5/14/chartex" xmlns:mc="http://schemas.openxmlformats.org/markup-compatibility/2006" xmlns:aink="http://schemas.microsoft.com/office/drawing/2016/ink" xmlns:am3d="http://schemas.microsoft.com/office/drawing/2017/model3d" xmlns:o="urn:schemas-microsoft-com:office:office" xmlns:oel="http://schemas.microsoft.com/office/2019/extlst" xmlns:r="http://schemas.openxmlformats.org/officeDocument/2006/relationships" xmlns:m="http://schemas.openxmlformats.org/officeDocument/2006/math" xmlns:v="urn:schemas-microsoft-com:vml" xmlns:wp14="http://schemas.microsoft.com/office/word/2010/wordprocessingDrawing" xmlns:wp="http://schemas.openxmlformats.org/drawingml/2006/wordprocessingDrawing" xmlns:w10="urn:schemas-microsoft-com:office:word" xmlns:w="http://schemas.openxmlformats.org/wordprocessingml/2006/main" xmlns:w14="http://schemas.microsoft.com/office/word/2010/wordml" xmlns:w15="http://schemas.microsoft.com/office/word/2012/wordml" xmlns:w16cei="http://schemas.microsoft.com/office/word/2026/wordml/cei" xmlns:w16cex="http://schemas.microsoft.com/office/word/2018/wordml/cex" xmlns:w16cid="http://schemas.microsoft.com/office/word/2016/wordml/cid" xmlns:w16="http://schemas.microsoft.com/office/word/2018/wordml" xmlns:w16du="http://schemas.microsoft.com/office/word/2023/wordml/word16du" xmlns:w16sdtdh="http://schemas.microsoft.com/office/word/2020/wordml/sdtdatahash" xmlns:w16sdtfl="http://schemas.microsoft.com/office/word/2024/wordml/sdtformatlock" xmlns:w16se="http://schemas.microsoft.com/office/word/2015/wordml/symex" xmlns:wpg="http://schemas.microsoft.com/office/word/2010/wordprocessingGroup" xmlns:wpi="http://schemas.microsoft.com/office/word/2010/wordprocessingInk" xmlns:wne="http://schemas.microsoft.com/office/word/2006/wordml" xmlns:wps="http://schemas.microsoft.com/office/word/2010/wordprocessingShape" mc:Ignorable="w14 w15 w16se w16cid w16 w16cex w16sdtdh w16sdtfl w16du wp14">
   <w:tbl>
     <w:tblPr>
       <w:tblStyle w:val="Tablaconcuadrcula"/>
@@ -6133,7 +6130,7 @@
 </file>
 
 <file path=word/numbering.xml><?xml version="1.0" encoding="utf-8"?>
-<w:numbering xmlns:wpc="http://schemas.microsoft.com/office/word/2010/wordprocessingCanvas" xmlns:cx="http://schemas.microsoft.com/office/drawing/2014/chartex" xmlns:cx1="http://schemas.microsoft.com/office/drawing/2015/9/8/chartex" xmlns:cx2="http://schemas.microsoft.com/office/drawing/2015/10/21/chartex" xmlns:cx3="http://schemas.microsoft.com/office/drawing/2016/5/9/chartex" xmlns:cx4="http://schemas.microsoft.com/office/drawing/2016/5/10/chartex" xmlns:cx5="http://schemas.microsoft.com/office/drawing/2016/5/11/chartex" xmlns:cx6="http://schemas.microsoft.com/office/drawing/2016/5/12/chartex" xmlns:cx7="http://schemas.microsoft.com/office/drawing/2016/5/13/chartex" xmlns:cx8="http://schemas.microsoft.com/office/drawing/2016/5/14/chartex" xmlns:mc="http://schemas.openxmlformats.org/markup-compatibility/2006" xmlns:aink="http://schemas.microsoft.com/office/drawing/2016/ink" xmlns:am3d="http://schemas.microsoft.com/office/drawing/2017/model3d" xmlns:o="urn:schemas-microsoft-com:office:office" xmlns:oel="http://schemas.microsoft.com/office/2019/extlst" xmlns:r="http://schemas.openxmlformats.org/officeDocument/2006/relationships" xmlns:m="http://schemas.openxmlformats.org/officeDocument/2006/math" xmlns:v="urn:schemas-microsoft-com:vml" xmlns:wp14="http://schemas.microsoft.com/office/word/2010/wordprocessingDrawing" xmlns:wp="http://schemas.openxmlformats.org/drawingml/2006/wordprocessingDrawing" xmlns:w10="urn:schemas-microsoft-com:office:word" xmlns:w="http://schemas.openxmlformats.org/wordprocessingml/2006/main" xmlns:w14="http://schemas.microsoft.com/office/word/2010/wordml" xmlns:w15="http://schemas.microsoft.com/office/word/2012/wordml" xmlns:w16cex="http://schemas.microsoft.com/office/word/2018/wordml/cex" xmlns:w16cid="http://schemas.microsoft.com/office/word/2016/wordml/cid" xmlns:w16="http://schemas.microsoft.com/office/word/2018/wordml" xmlns:w16du="http://schemas.microsoft.com/office/word/2023/wordml/word16du" xmlns:w16sdtdh="http://schemas.microsoft.com/office/word/2020/wordml/sdtdatahash" xmlns:w16sdtfl="http://schemas.microsoft.com/office/word/2024/wordml/sdtformatlock" xmlns:w16se="http://schemas.microsoft.com/office/word/2015/wordml/symex" xmlns:wpg="http://schemas.microsoft.com/office/word/2010/wordprocessingGroup" xmlns:wpi="http://schemas.microsoft.com/office/word/2010/wordprocessingInk" xmlns:wne="http://schemas.microsoft.com/office/word/2006/wordml" xmlns:wps="http://schemas.microsoft.com/office/word/2010/wordprocessingShape" mc:Ignorable="w14 w15 w16se w16cid w16 w16cex w16sdtdh w16sdtfl w16du wp14">
+<w:numbering xmlns:wpc="http://schemas.microsoft.com/office/word/2010/wordprocessingCanvas" xmlns:cx="http://schemas.microsoft.com/office/drawing/2014/chartex" xmlns:cx1="http://schemas.microsoft.com/office/drawing/2015/9/8/chartex" xmlns:cx2="http://schemas.microsoft.com/office/drawing/2015/10/21/chartex" xmlns:cx3="http://schemas.microsoft.com/office/drawing/2016/5/9/chartex" xmlns:cx4="http://schemas.microsoft.com/office/drawing/2016/5/10/chartex" xmlns:cx5="http://schemas.microsoft.com/office/drawing/2016/5/11/chartex" xmlns:cx6="http://schemas.microsoft.com/office/drawing/2016/5/12/chartex" xmlns:cx7="http://schemas.microsoft.com/office/drawing/2016/5/13/chartex" xmlns:cx8="http://schemas.microsoft.com/office/drawing/2016/5/14/chartex" xmlns:mc="http://schemas.openxmlformats.org/markup-compatibility/2006" xmlns:aink="http://schemas.microsoft.com/office/drawing/2016/ink" xmlns:am3d="http://schemas.microsoft.com/office/drawing/2017/model3d" xmlns:o="urn:schemas-microsoft-com:office:office" xmlns:oel="http://schemas.microsoft.com/office/2019/extlst" xmlns:r="http://schemas.openxmlformats.org/officeDocument/2006/relationships" xmlns:m="http://schemas.openxmlformats.org/officeDocument/2006/math" xmlns:v="urn:schemas-microsoft-com:vml" xmlns:wp14="http://schemas.microsoft.com/office/word/2010/wordprocessingDrawing" xmlns:wp="http://schemas.openxmlformats.org/drawingml/2006/wordprocessingDrawing" xmlns:w10="urn:schemas-microsoft-com:office:word" xmlns:w="http://schemas.openxmlformats.org/wordprocessingml/2006/main" xmlns:w14="http://schemas.microsoft.com/office/word/2010/wordml" xmlns:w15="http://schemas.microsoft.com/office/word/2012/wordml" xmlns:w16cei="http://schemas.microsoft.com/office/word/2026/wordml/cei" xmlns:w16cex="http://schemas.microsoft.com/office/word/2018/wordml/cex" xmlns:w16cid="http://schemas.microsoft.com/office/word/2016/wordml/cid" xmlns:w16="http://schemas.microsoft.com/office/word/2018/wordml" xmlns:w16du="http://schemas.microsoft.com/office/word/2023/wordml/word16du" xmlns:w16sdtdh="http://schemas.microsoft.com/office/word/2020/wordml/sdtdatahash" xmlns:w16sdtfl="http://schemas.microsoft.com/office/word/2024/wordml/sdtformatlock" xmlns:w16se="http://schemas.microsoft.com/office/word/2015/wordml/symex" xmlns:wpg="http://schemas.microsoft.com/office/word/2010/wordprocessingGroup" xmlns:wpi="http://schemas.microsoft.com/office/word/2010/wordprocessingInk" xmlns:wne="http://schemas.microsoft.com/office/word/2006/wordml" xmlns:wps="http://schemas.microsoft.com/office/word/2010/wordprocessingShape" mc:Ignorable="w14 w15 w16se w16cid w16 w16cex w16sdtdh w16sdtfl w16du wp14">
   <w:abstractNum w:abstractNumId="0" w15:restartNumberingAfterBreak="0">
     <w:nsid w:val="09077C1B"/>
     <w:multiLevelType w:val="multilevel"/>
@@ -8033,6 +8030,7 @@
   <w:style w:type="character" w:default="1" w:styleId="Fuentedeprrafopredeter">
     <w:name w:val="Default Paragraph Font"/>
     <w:uiPriority w:val="1"/>
+    <w:semiHidden/>
     <w:unhideWhenUsed/>
   </w:style>
   <w:style w:type="table" w:default="1" w:styleId="Tablanormal">
@@ -8854,21 +8852,15 @@
 </file>
 
 <file path=customXml/item1.xml><?xml version="1.0" encoding="utf-8"?>
-<p:properties xmlns:p="http://schemas.microsoft.com/office/2006/metadata/properties" xmlns:xsi="http://www.w3.org/2001/XMLSchema-instance" xmlns:pc="http://schemas.microsoft.com/office/infopath/2007/PartnerControls">
-  <documentManagement>
-    <lcf76f155ced4ddcb4097134ff3c332f xmlns="0671de82-fb77-4741-a946-bbedde5d4f76">
-      <Terms xmlns="http://schemas.microsoft.com/office/infopath/2007/PartnerControls"/>
-    </lcf76f155ced4ddcb4097134ff3c332f>
-    <TaxCatchAll xmlns="bfe36008-4467-4f6a-b17f-684c3d9d556d" xsi:nil="true"/>
-  </documentManagement>
-</p:properties>
+<?mso-contentType ?>
+<FormTemplates xmlns="http://schemas.microsoft.com/sharepoint/v3/contenttype/forms">
+  <Display>DocumentLibraryForm</Display>
+  <Edit>DocumentLibraryForm</Edit>
+  <New>DocumentLibraryForm</New>
+</FormTemplates>
 </file>
 
 <file path=customXml/item2.xml><?xml version="1.0" encoding="utf-8"?>
-<b:Sources xmlns:b="http://schemas.openxmlformats.org/officeDocument/2006/bibliography" xmlns="http://schemas.openxmlformats.org/officeDocument/2006/bibliography" SelectedStyle="\APASixthEditionOfficeOnline.xsl" StyleName="APA" Version="6"/>
-</file>
-
-<file path=customXml/item3.xml><?xml version="1.0" encoding="utf-8"?>
 <ct:contentTypeSchema xmlns:ct="http://schemas.microsoft.com/office/2006/metadata/contentType" xmlns:ma="http://schemas.microsoft.com/office/2006/metadata/properties/metaAttributes" ct:_="" ma:_="" ma:contentTypeName="Documento" ma:contentTypeID="0x01010068C79E2D4FBF494D8565142F1B408D23" ma:contentTypeVersion="13" ma:contentTypeDescription="Crear nuevo documento." ma:contentTypeScope="" ma:versionID="033ef99cf88c0d3b788bf7a31a0475d4">
   <xsd:schema xmlns:xsd="http://www.w3.org/2001/XMLSchema" xmlns:xs="http://www.w3.org/2001/XMLSchema" xmlns:p="http://schemas.microsoft.com/office/2006/metadata/properties" xmlns:ns2="0671de82-fb77-4741-a946-bbedde5d4f76" xmlns:ns3="bfe36008-4467-4f6a-b17f-684c3d9d556d" targetNamespace="http://schemas.microsoft.com/office/2006/metadata/properties" ma:root="true" ma:fieldsID="67b2ee94343aeb2f8f0920204dca2d30" ns2:_="" ns3:_="">
     <xsd:import namespace="0671de82-fb77-4741-a946-bbedde5d4f76"/>
@@ -9075,35 +9067,30 @@
 </ct:contentTypeSchema>
 </file>
 
+<file path=customXml/item3.xml><?xml version="1.0" encoding="utf-8"?>
+<b:Sources xmlns:b="http://schemas.openxmlformats.org/officeDocument/2006/bibliography" xmlns="http://schemas.openxmlformats.org/officeDocument/2006/bibliography" SelectedStyle="\APASixthEditionOfficeOnline.xsl" StyleName="APA" Version="6"/>
+</file>
+
 <file path=customXml/item4.xml><?xml version="1.0" encoding="utf-8"?>
-<?mso-contentType ?>
-<FormTemplates xmlns="http://schemas.microsoft.com/sharepoint/v3/contenttype/forms">
-  <Display>DocumentLibraryForm</Display>
-  <Edit>DocumentLibraryForm</Edit>
-  <New>DocumentLibraryForm</New>
-</FormTemplates>
+<p:properties xmlns:p="http://schemas.microsoft.com/office/2006/metadata/properties" xmlns:xsi="http://www.w3.org/2001/XMLSchema-instance" xmlns:pc="http://schemas.microsoft.com/office/infopath/2007/PartnerControls">
+  <documentManagement>
+    <lcf76f155ced4ddcb4097134ff3c332f xmlns="0671de82-fb77-4741-a946-bbedde5d4f76">
+      <Terms xmlns="http://schemas.microsoft.com/office/infopath/2007/PartnerControls"/>
+    </lcf76f155ced4ddcb4097134ff3c332f>
+    <TaxCatchAll xmlns="bfe36008-4467-4f6a-b17f-684c3d9d556d" xsi:nil="true"/>
+  </documentManagement>
+</p:properties>
 </file>
 
 <file path=customXml/itemProps1.xml><?xml version="1.0" encoding="utf-8"?>
-<ds:datastoreItem xmlns:ds="http://schemas.openxmlformats.org/officeDocument/2006/customXml" ds:itemID="{58E66033-4A18-4331-82C5-EFA1DBE663DF}">
+<ds:datastoreItem xmlns:ds="http://schemas.openxmlformats.org/officeDocument/2006/customXml" ds:itemID="{507E88A3-605D-4360-BCD5-3DDFFB7E1EA8}">
   <ds:schemaRefs>
-    <ds:schemaRef ds:uri="http://schemas.microsoft.com/office/2006/metadata/properties"/>
-    <ds:schemaRef ds:uri="http://schemas.microsoft.com/office/infopath/2007/PartnerControls"/>
-    <ds:schemaRef ds:uri="0671de82-fb77-4741-a946-bbedde5d4f76"/>
-    <ds:schemaRef ds:uri="bfe36008-4467-4f6a-b17f-684c3d9d556d"/>
+    <ds:schemaRef ds:uri="http://schemas.microsoft.com/sharepoint/v3/contenttype/forms"/>
   </ds:schemaRefs>
 </ds:datastoreItem>
 </file>
 
 <file path=customXml/itemProps2.xml><?xml version="1.0" encoding="utf-8"?>
-<ds:datastoreItem xmlns:ds="http://schemas.openxmlformats.org/officeDocument/2006/customXml" ds:itemID="{027ADF25-D864-4848-8708-34377F2044DC}">
-  <ds:schemaRefs>
-    <ds:schemaRef ds:uri="http://schemas.openxmlformats.org/officeDocument/2006/bibliography"/>
-  </ds:schemaRefs>
-</ds:datastoreItem>
-</file>
-
-<file path=customXml/itemProps3.xml><?xml version="1.0" encoding="utf-8"?>
 <ds:datastoreItem xmlns:ds="http://schemas.openxmlformats.org/officeDocument/2006/customXml" ds:itemID="{56467879-6CC2-4C02-BAD3-887CF826B7D3}">
   <ds:schemaRefs>
     <ds:schemaRef ds:uri="http://schemas.microsoft.com/office/2006/metadata/contentType"/>
@@ -9122,10 +9109,21 @@
 </ds:datastoreItem>
 </file>
 
+<file path=customXml/itemProps3.xml><?xml version="1.0" encoding="utf-8"?>
+<ds:datastoreItem xmlns:ds="http://schemas.openxmlformats.org/officeDocument/2006/customXml" ds:itemID="{027ADF25-D864-4848-8708-34377F2044DC}">
+  <ds:schemaRefs>
+    <ds:schemaRef ds:uri="http://schemas.openxmlformats.org/officeDocument/2006/bibliography"/>
+  </ds:schemaRefs>
+</ds:datastoreItem>
+</file>
+
 <file path=customXml/itemProps4.xml><?xml version="1.0" encoding="utf-8"?>
-<ds:datastoreItem xmlns:ds="http://schemas.openxmlformats.org/officeDocument/2006/customXml" ds:itemID="{507E88A3-605D-4360-BCD5-3DDFFB7E1EA8}">
+<ds:datastoreItem xmlns:ds="http://schemas.openxmlformats.org/officeDocument/2006/customXml" ds:itemID="{58E66033-4A18-4331-82C5-EFA1DBE663DF}">
   <ds:schemaRefs>
-    <ds:schemaRef ds:uri="http://schemas.microsoft.com/sharepoint/v3/contenttype/forms"/>
+    <ds:schemaRef ds:uri="http://schemas.microsoft.com/office/2006/metadata/properties"/>
+    <ds:schemaRef ds:uri="http://schemas.microsoft.com/office/infopath/2007/PartnerControls"/>
+    <ds:schemaRef ds:uri="0671de82-fb77-4741-a946-bbedde5d4f76"/>
+    <ds:schemaRef ds:uri="bfe36008-4467-4f6a-b17f-684c3d9d556d"/>
   </ds:schemaRefs>
 </ds:datastoreItem>
 </file>
--- a/back/src/static/todoSilver/PoliticaGarantiaCapital.docx
+++ b/back/src/static/todoSilver/PoliticaGarantiaCapital.docx
@@ -5603,7 +5603,7 @@
               <w:rPr>
                 <w:b/>
               </w:rPr>
-              <w:t>NombreCompleto</w:t>
+              <w:t>ContratistaFirmaNombre</w:t>
             </w:r>
             <w:proofErr w:type="spellEnd"/>
             <w:r>
@@ -5617,6 +5617,132 @@
             <w:pPr>
               <w:jc w:val="both"/>
               <w:rPr>
+                <w:b/>
+              </w:rPr>
+            </w:pPr>
+            <w:r>
+              <w:rPr>
+                <w:b/>
+              </w:rPr>
+              <w:t>{{</w:t>
+            </w:r>
+            <w:proofErr w:type="spellStart"/>
+            <w:r>
+              <w:rPr>
+                <w:b/>
+              </w:rPr>
+              <w:t>ContratistaFirmaDocumento</w:t>
+            </w:r>
+            <w:proofErr w:type="spellEnd"/>
+            <w:r>
+              <w:rPr>
+                <w:b/>
+              </w:rPr>
+              <w:t>}}</w:t>
+            </w:r>
+          </w:p>
+          <w:p>
+            <w:pPr>
+              <w:jc w:val="both"/>
+              <w:rPr>
+                <w:b/>
+              </w:rPr>
+            </w:pPr>
+            <w:r>
+              <w:rPr>
+                <w:b/>
+              </w:rPr>
+              <w:t>{{#ContratistaFirmaNit}}</w:t>
+            </w:r>
+          </w:p>
+          <w:p>
+            <w:pPr>
+              <w:jc w:val="both"/>
+              <w:rPr>
+                <w:b/>
+              </w:rPr>
+            </w:pPr>
+            <w:r>
+              <w:rPr>
+                <w:b/>
+              </w:rPr>
+              <w:t>{{</w:t>
+            </w:r>
+            <w:proofErr w:type="spellStart"/>
+            <w:r>
+              <w:rPr>
+                <w:b/>
+              </w:rPr>
+              <w:t>ContratistaFirmaCargo</w:t>
+            </w:r>
+            <w:proofErr w:type="spellEnd"/>
+            <w:r>
+              <w:rPr>
+                <w:b/>
+              </w:rPr>
+              <w:t>}}</w:t>
+            </w:r>
+          </w:p>
+          <w:p>
+            <w:pPr>
+              <w:jc w:val="both"/>
+              <w:rPr>
+                <w:b/>
+              </w:rPr>
+            </w:pPr>
+            <w:r>
+              <w:rPr>
+                <w:b/>
+              </w:rPr>
+              <w:t>{{</w:t>
+            </w:r>
+            <w:proofErr w:type="spellStart"/>
+            <w:r>
+              <w:rPr>
+                <w:b/>
+              </w:rPr>
+              <w:t>ContratistaRazonSocial</w:t>
+            </w:r>
+            <w:proofErr w:type="spellEnd"/>
+            <w:r>
+              <w:rPr>
+                <w:b/>
+              </w:rPr>
+              <w:t>}}</w:t>
+            </w:r>
+          </w:p>
+          <w:p>
+            <w:pPr>
+              <w:jc w:val="both"/>
+              <w:rPr>
+                <w:b/>
+              </w:rPr>
+            </w:pPr>
+            <w:r>
+              <w:rPr>
+                <w:b/>
+              </w:rPr>
+              <w:t>NIT. {{</w:t>
+            </w:r>
+            <w:proofErr w:type="spellStart"/>
+            <w:r>
+              <w:rPr>
+                <w:b/>
+              </w:rPr>
+              <w:t>ContratistaFirmaNit</w:t>
+            </w:r>
+            <w:proofErr w:type="spellEnd"/>
+            <w:r>
+              <w:rPr>
+                <w:b/>
+              </w:rPr>
+              <w:t>}}</w:t>
+            </w:r>
+          </w:p>
+          <w:p>
+            <w:pPr>
+              <w:jc w:val="both"/>
+              <w:rPr>
                 <w:rFonts w:ascii="Aptos" w:hAnsi="Aptos"/>
                 <w:b/>
                 <w:bCs/>
@@ -5624,32 +5750,21 @@
             </w:pPr>
             <w:r>
               <w:rPr>
-                <w:rFonts w:ascii="Aptos" w:hAnsi="Aptos"/>
                 <w:b/>
-                <w:bCs/>
-              </w:rPr>
-              <w:t xml:space="preserve">C.C. </w:t>
-            </w:r>
+              </w:rPr>
+              <w:t>{{/</w:t>
+            </w:r>
+            <w:proofErr w:type="spellStart"/>
             <w:r>
               <w:rPr>
                 <w:b/>
-                <w:spacing w:val="-2"/>
-              </w:rPr>
-              <w:t>{{</w:t>
-            </w:r>
-            <w:proofErr w:type="spellStart"/>
+              </w:rPr>
+              <w:t>ContratistaFirmaNit</w:t>
+            </w:r>
+            <w:proofErr w:type="spellEnd"/>
             <w:r>
               <w:rPr>
                 <w:b/>
-                <w:spacing w:val="-2"/>
-              </w:rPr>
-              <w:t>NumeroDocumento</w:t>
-            </w:r>
-            <w:proofErr w:type="spellEnd"/>
-            <w:r>
-              <w:rPr>
-                <w:b/>
-                <w:spacing w:val="-2"/>
               </w:rPr>
               <w:t>}}</w:t>
             </w:r>
@@ -8852,15 +8967,21 @@
 </file>
 
 <file path=customXml/item1.xml><?xml version="1.0" encoding="utf-8"?>
-<?mso-contentType ?>
-<FormTemplates xmlns="http://schemas.microsoft.com/sharepoint/v3/contenttype/forms">
-  <Display>DocumentLibraryForm</Display>
-  <Edit>DocumentLibraryForm</Edit>
-  <New>DocumentLibraryForm</New>
-</FormTemplates>
+<p:properties xmlns:p="http://schemas.microsoft.com/office/2006/metadata/properties" xmlns:xsi="http://www.w3.org/2001/XMLSchema-instance" xmlns:pc="http://schemas.microsoft.com/office/infopath/2007/PartnerControls">
+  <documentManagement>
+    <lcf76f155ced4ddcb4097134ff3c332f xmlns="0671de82-fb77-4741-a946-bbedde5d4f76">
+      <Terms xmlns="http://schemas.microsoft.com/office/infopath/2007/PartnerControls"/>
+    </lcf76f155ced4ddcb4097134ff3c332f>
+    <TaxCatchAll xmlns="bfe36008-4467-4f6a-b17f-684c3d9d556d" xsi:nil="true"/>
+  </documentManagement>
+</p:properties>
 </file>
 
 <file path=customXml/item2.xml><?xml version="1.0" encoding="utf-8"?>
+<b:Sources xmlns:b="http://schemas.openxmlformats.org/officeDocument/2006/bibliography" xmlns="http://schemas.openxmlformats.org/officeDocument/2006/bibliography" SelectedStyle="\APASixthEditionOfficeOnline.xsl" StyleName="APA" Version="6"/>
+</file>
+
+<file path=customXml/item3.xml><?xml version="1.0" encoding="utf-8"?>
 <ct:contentTypeSchema xmlns:ct="http://schemas.microsoft.com/office/2006/metadata/contentType" xmlns:ma="http://schemas.microsoft.com/office/2006/metadata/properties/metaAttributes" ct:_="" ma:_="" ma:contentTypeName="Documento" ma:contentTypeID="0x01010068C79E2D4FBF494D8565142F1B408D23" ma:contentTypeVersion="13" ma:contentTypeDescription="Crear nuevo documento." ma:contentTypeScope="" ma:versionID="033ef99cf88c0d3b788bf7a31a0475d4">
   <xsd:schema xmlns:xsd="http://www.w3.org/2001/XMLSchema" xmlns:xs="http://www.w3.org/2001/XMLSchema" xmlns:p="http://schemas.microsoft.com/office/2006/metadata/properties" xmlns:ns2="0671de82-fb77-4741-a946-bbedde5d4f76" xmlns:ns3="bfe36008-4467-4f6a-b17f-684c3d9d556d" targetNamespace="http://schemas.microsoft.com/office/2006/metadata/properties" ma:root="true" ma:fieldsID="67b2ee94343aeb2f8f0920204dca2d30" ns2:_="" ns3:_="">
     <xsd:import namespace="0671de82-fb77-4741-a946-bbedde5d4f76"/>
@@ -9067,30 +9188,35 @@
 </ct:contentTypeSchema>
 </file>
 
-<file path=customXml/item3.xml><?xml version="1.0" encoding="utf-8"?>
-<b:Sources xmlns:b="http://schemas.openxmlformats.org/officeDocument/2006/bibliography" xmlns="http://schemas.openxmlformats.org/officeDocument/2006/bibliography" SelectedStyle="\APASixthEditionOfficeOnline.xsl" StyleName="APA" Version="6"/>
-</file>
-
 <file path=customXml/item4.xml><?xml version="1.0" encoding="utf-8"?>
-<p:properties xmlns:p="http://schemas.microsoft.com/office/2006/metadata/properties" xmlns:xsi="http://www.w3.org/2001/XMLSchema-instance" xmlns:pc="http://schemas.microsoft.com/office/infopath/2007/PartnerControls">
-  <documentManagement>
-    <lcf76f155ced4ddcb4097134ff3c332f xmlns="0671de82-fb77-4741-a946-bbedde5d4f76">
-      <Terms xmlns="http://schemas.microsoft.com/office/infopath/2007/PartnerControls"/>
-    </lcf76f155ced4ddcb4097134ff3c332f>
-    <TaxCatchAll xmlns="bfe36008-4467-4f6a-b17f-684c3d9d556d" xsi:nil="true"/>
-  </documentManagement>
-</p:properties>
+<?mso-contentType ?>
+<FormTemplates xmlns="http://schemas.microsoft.com/sharepoint/v3/contenttype/forms">
+  <Display>DocumentLibraryForm</Display>
+  <Edit>DocumentLibraryForm</Edit>
+  <New>DocumentLibraryForm</New>
+</FormTemplates>
 </file>
 
 <file path=customXml/itemProps1.xml><?xml version="1.0" encoding="utf-8"?>
-<ds:datastoreItem xmlns:ds="http://schemas.openxmlformats.org/officeDocument/2006/customXml" ds:itemID="{507E88A3-605D-4360-BCD5-3DDFFB7E1EA8}">
+<ds:datastoreItem xmlns:ds="http://schemas.openxmlformats.org/officeDocument/2006/customXml" ds:itemID="{58E66033-4A18-4331-82C5-EFA1DBE663DF}">
   <ds:schemaRefs>
-    <ds:schemaRef ds:uri="http://schemas.microsoft.com/sharepoint/v3/contenttype/forms"/>
+    <ds:schemaRef ds:uri="http://schemas.microsoft.com/office/2006/metadata/properties"/>
+    <ds:schemaRef ds:uri="http://schemas.microsoft.com/office/infopath/2007/PartnerControls"/>
+    <ds:schemaRef ds:uri="0671de82-fb77-4741-a946-bbedde5d4f76"/>
+    <ds:schemaRef ds:uri="bfe36008-4467-4f6a-b17f-684c3d9d556d"/>
   </ds:schemaRefs>
 </ds:datastoreItem>
 </file>
 
 <file path=customXml/itemProps2.xml><?xml version="1.0" encoding="utf-8"?>
+<ds:datastoreItem xmlns:ds="http://schemas.openxmlformats.org/officeDocument/2006/customXml" ds:itemID="{027ADF25-D864-4848-8708-34377F2044DC}">
+  <ds:schemaRefs>
+    <ds:schemaRef ds:uri="http://schemas.openxmlformats.org/officeDocument/2006/bibliography"/>
+  </ds:schemaRefs>
+</ds:datastoreItem>
+</file>
+
+<file path=customXml/itemProps3.xml><?xml version="1.0" encoding="utf-8"?>
 <ds:datastoreItem xmlns:ds="http://schemas.openxmlformats.org/officeDocument/2006/customXml" ds:itemID="{56467879-6CC2-4C02-BAD3-887CF826B7D3}">
   <ds:schemaRefs>
     <ds:schemaRef ds:uri="http://schemas.microsoft.com/office/2006/metadata/contentType"/>
@@ -9109,21 +9235,10 @@
 </ds:datastoreItem>
 </file>
 
-<file path=customXml/itemProps3.xml><?xml version="1.0" encoding="utf-8"?>
-<ds:datastoreItem xmlns:ds="http://schemas.openxmlformats.org/officeDocument/2006/customXml" ds:itemID="{027ADF25-D864-4848-8708-34377F2044DC}">
+<file path=customXml/itemProps4.xml><?xml version="1.0" encoding="utf-8"?>
+<ds:datastoreItem xmlns:ds="http://schemas.openxmlformats.org/officeDocument/2006/customXml" ds:itemID="{507E88A3-605D-4360-BCD5-3DDFFB7E1EA8}">
   <ds:schemaRefs>
-    <ds:schemaRef ds:uri="http://schemas.openxmlformats.org/officeDocument/2006/bibliography"/>
-  </ds:schemaRefs>
-</ds:datastoreItem>
-</file>
-
-<file path=customXml/itemProps4.xml><?xml version="1.0" encoding="utf-8"?>
-<ds:datastoreItem xmlns:ds="http://schemas.openxmlformats.org/officeDocument/2006/customXml" ds:itemID="{58E66033-4A18-4331-82C5-EFA1DBE663DF}">
-  <ds:schemaRefs>
-    <ds:schemaRef ds:uri="http://schemas.microsoft.com/office/2006/metadata/properties"/>
-    <ds:schemaRef ds:uri="http://schemas.microsoft.com/office/infopath/2007/PartnerControls"/>
-    <ds:schemaRef ds:uri="0671de82-fb77-4741-a946-bbedde5d4f76"/>
-    <ds:schemaRef ds:uri="bfe36008-4467-4f6a-b17f-684c3d9d556d"/>
+    <ds:schemaRef ds:uri="http://schemas.microsoft.com/sharepoint/v3/contenttype/forms"/>
   </ds:schemaRefs>
 </ds:datastoreItem>
 </file>
--- a/back/src/static/todoSilver/PoliticaGarantiaCapital.docx
+++ b/back/src/static/todoSilver/PoliticaGarantiaCapital.docx
@@ -2155,8 +2155,18 @@
           <w:b/>
           <w:bCs/>
         </w:rPr>
-        <w:t>fecha de cierre del ticket</w:t>
-      </w:r>
+        <w:t xml:space="preserve">fecha de cierre del </w:t>
+      </w:r>
+      <w:proofErr w:type="gramStart"/>
+      <w:r>
+        <w:rPr>
+          <w:rFonts w:ascii="Aptos" w:hAnsi="Aptos"/>
+          <w:b/>
+          <w:bCs/>
+        </w:rPr>
+        <w:t>ticket</w:t>
+      </w:r>
+      <w:proofErr w:type="gramEnd"/>
       <w:r>
         <w:rPr>
           <w:rFonts w:ascii="Aptos" w:hAnsi="Aptos"/>
@@ -2199,12 +2209,14 @@
         </w:rPr>
         <w:t xml:space="preserve"> para la ejecución de dichas pruebas. Una vez confirmadas las pruebas exitosas y cerrado el </w:t>
       </w:r>
+      <w:proofErr w:type="gramStart"/>
       <w:r>
         <w:rPr>
           <w:rFonts w:ascii="Aptos" w:hAnsi="Aptos"/>
         </w:rPr>
         <w:t>ticket</w:t>
       </w:r>
+      <w:proofErr w:type="gramEnd"/>
       <w:r>
         <w:rPr>
           <w:rFonts w:ascii="Aptos" w:hAnsi="Aptos"/>
@@ -2247,7 +2259,21 @@
         <w:rPr>
           <w:rFonts w:ascii="Aptos" w:hAnsi="Aptos"/>
         </w:rPr>
-        <w:t>, se da por cerrado el ticket.</w:t>
+        <w:t xml:space="preserve">, se da por cerrado el </w:t>
+      </w:r>
+      <w:proofErr w:type="gramStart"/>
+      <w:r>
+        <w:rPr>
+          <w:rFonts w:ascii="Aptos" w:hAnsi="Aptos"/>
+        </w:rPr>
+        <w:t>ticket</w:t>
+      </w:r>
+      <w:proofErr w:type="gramEnd"/>
+      <w:r>
+        <w:rPr>
+          <w:rFonts w:ascii="Aptos" w:hAnsi="Aptos"/>
+        </w:rPr>
+        <w:t>.</w:t>
       </w:r>
     </w:p>
     <w:p>
@@ -3616,7 +3642,21 @@
         <w:rPr>
           <w:rFonts w:ascii="Aptos" w:hAnsi="Aptos"/>
         </w:rPr>
-        <w:t xml:space="preserve"> se haya dado por terminado o en síntesis, ya no cuente con existencia y/o validez jurídica</w:t>
+        <w:t xml:space="preserve"> se haya dado por terminado </w:t>
+      </w:r>
+      <w:proofErr w:type="gramStart"/>
+      <w:r>
+        <w:rPr>
+          <w:rFonts w:ascii="Aptos" w:hAnsi="Aptos"/>
+        </w:rPr>
+        <w:t>o</w:t>
+      </w:r>
+      <w:proofErr w:type="gramEnd"/>
+      <w:r>
+        <w:rPr>
+          <w:rFonts w:ascii="Aptos" w:hAnsi="Aptos"/>
+        </w:rPr>
+        <w:t xml:space="preserve"> en síntesis, ya no cuente con existencia y/o validez jurídica</w:t>
       </w:r>
       <w:r>
         <w:rPr>
@@ -6099,7 +6139,7 @@
             <w:rPr>
               <w:sz w:val="20"/>
             </w:rPr>
-            <w:t>XX</w:t>
+            <w:t>CA</w:t>
           </w:r>
           <w:r>
             <w:rPr>
@@ -8967,21 +9007,15 @@
 </file>
 
 <file path=customXml/item1.xml><?xml version="1.0" encoding="utf-8"?>
-<p:properties xmlns:p="http://schemas.microsoft.com/office/2006/metadata/properties" xmlns:xsi="http://www.w3.org/2001/XMLSchema-instance" xmlns:pc="http://schemas.microsoft.com/office/infopath/2007/PartnerControls">
-  <documentManagement>
-    <lcf76f155ced4ddcb4097134ff3c332f xmlns="0671de82-fb77-4741-a946-bbedde5d4f76">
-      <Terms xmlns="http://schemas.microsoft.com/office/infopath/2007/PartnerControls"/>
-    </lcf76f155ced4ddcb4097134ff3c332f>
-    <TaxCatchAll xmlns="bfe36008-4467-4f6a-b17f-684c3d9d556d" xsi:nil="true"/>
-  </documentManagement>
-</p:properties>
+<?mso-contentType ?>
+<FormTemplates xmlns="http://schemas.microsoft.com/sharepoint/v3/contenttype/forms">
+  <Display>DocumentLibraryForm</Display>
+  <Edit>DocumentLibraryForm</Edit>
+  <New>DocumentLibraryForm</New>
+</FormTemplates>
 </file>
 
 <file path=customXml/item2.xml><?xml version="1.0" encoding="utf-8"?>
-<b:Sources xmlns:b="http://schemas.openxmlformats.org/officeDocument/2006/bibliography" xmlns="http://schemas.openxmlformats.org/officeDocument/2006/bibliography" SelectedStyle="\APASixthEditionOfficeOnline.xsl" StyleName="APA" Version="6"/>
-</file>
-
-<file path=customXml/item3.xml><?xml version="1.0" encoding="utf-8"?>
 <ct:contentTypeSchema xmlns:ct="http://schemas.microsoft.com/office/2006/metadata/contentType" xmlns:ma="http://schemas.microsoft.com/office/2006/metadata/properties/metaAttributes" ct:_="" ma:_="" ma:contentTypeName="Documento" ma:contentTypeID="0x01010068C79E2D4FBF494D8565142F1B408D23" ma:contentTypeVersion="13" ma:contentTypeDescription="Crear nuevo documento." ma:contentTypeScope="" ma:versionID="033ef99cf88c0d3b788bf7a31a0475d4">
   <xsd:schema xmlns:xsd="http://www.w3.org/2001/XMLSchema" xmlns:xs="http://www.w3.org/2001/XMLSchema" xmlns:p="http://schemas.microsoft.com/office/2006/metadata/properties" xmlns:ns2="0671de82-fb77-4741-a946-bbedde5d4f76" xmlns:ns3="bfe36008-4467-4f6a-b17f-684c3d9d556d" targetNamespace="http://schemas.microsoft.com/office/2006/metadata/properties" ma:root="true" ma:fieldsID="67b2ee94343aeb2f8f0920204dca2d30" ns2:_="" ns3:_="">
     <xsd:import namespace="0671de82-fb77-4741-a946-bbedde5d4f76"/>
@@ -9188,35 +9222,30 @@
 </ct:contentTypeSchema>
 </file>
 
+<file path=customXml/item3.xml><?xml version="1.0" encoding="utf-8"?>
+<b:Sources xmlns:b="http://schemas.openxmlformats.org/officeDocument/2006/bibliography" xmlns="http://schemas.openxmlformats.org/officeDocument/2006/bibliography" SelectedStyle="\APASixthEditionOfficeOnline.xsl" StyleName="APA" Version="6"/>
+</file>
+
 <file path=customXml/item4.xml><?xml version="1.0" encoding="utf-8"?>
-<?mso-contentType ?>
-<FormTemplates xmlns="http://schemas.microsoft.com/sharepoint/v3/contenttype/forms">
-  <Display>DocumentLibraryForm</Display>
-  <Edit>DocumentLibraryForm</Edit>
-  <New>DocumentLibraryForm</New>
-</FormTemplates>
+<p:properties xmlns:p="http://schemas.microsoft.com/office/2006/metadata/properties" xmlns:xsi="http://www.w3.org/2001/XMLSchema-instance" xmlns:pc="http://schemas.microsoft.com/office/infopath/2007/PartnerControls">
+  <documentManagement>
+    <lcf76f155ced4ddcb4097134ff3c332f xmlns="0671de82-fb77-4741-a946-bbedde5d4f76">
+      <Terms xmlns="http://schemas.microsoft.com/office/infopath/2007/PartnerControls"/>
+    </lcf76f155ced4ddcb4097134ff3c332f>
+    <TaxCatchAll xmlns="bfe36008-4467-4f6a-b17f-684c3d9d556d" xsi:nil="true"/>
+  </documentManagement>
+</p:properties>
 </file>
 
 <file path=customXml/itemProps1.xml><?xml version="1.0" encoding="utf-8"?>
-<ds:datastoreItem xmlns:ds="http://schemas.openxmlformats.org/officeDocument/2006/customXml" ds:itemID="{58E66033-4A18-4331-82C5-EFA1DBE663DF}">
+<ds:datastoreItem xmlns:ds="http://schemas.openxmlformats.org/officeDocument/2006/customXml" ds:itemID="{507E88A3-605D-4360-BCD5-3DDFFB7E1EA8}">
   <ds:schemaRefs>
-    <ds:schemaRef ds:uri="http://schemas.microsoft.com/office/2006/metadata/properties"/>
-    <ds:schemaRef ds:uri="http://schemas.microsoft.com/office/infopath/2007/PartnerControls"/>
-    <ds:schemaRef ds:uri="0671de82-fb77-4741-a946-bbedde5d4f76"/>
-    <ds:schemaRef ds:uri="bfe36008-4467-4f6a-b17f-684c3d9d556d"/>
+    <ds:schemaRef ds:uri="http://schemas.microsoft.com/sharepoint/v3/contenttype/forms"/>
   </ds:schemaRefs>
 </ds:datastoreItem>
 </file>
 
 <file path=customXml/itemProps2.xml><?xml version="1.0" encoding="utf-8"?>
-<ds:datastoreItem xmlns:ds="http://schemas.openxmlformats.org/officeDocument/2006/customXml" ds:itemID="{027ADF25-D864-4848-8708-34377F2044DC}">
-  <ds:schemaRefs>
-    <ds:schemaRef ds:uri="http://schemas.openxmlformats.org/officeDocument/2006/bibliography"/>
-  </ds:schemaRefs>
-</ds:datastoreItem>
-</file>
-
-<file path=customXml/itemProps3.xml><?xml version="1.0" encoding="utf-8"?>
 <ds:datastoreItem xmlns:ds="http://schemas.openxmlformats.org/officeDocument/2006/customXml" ds:itemID="{56467879-6CC2-4C02-BAD3-887CF826B7D3}">
   <ds:schemaRefs>
     <ds:schemaRef ds:uri="http://schemas.microsoft.com/office/2006/metadata/contentType"/>
@@ -9235,10 +9264,21 @@
 </ds:datastoreItem>
 </file>
 
+<file path=customXml/itemProps3.xml><?xml version="1.0" encoding="utf-8"?>
+<ds:datastoreItem xmlns:ds="http://schemas.openxmlformats.org/officeDocument/2006/customXml" ds:itemID="{027ADF25-D864-4848-8708-34377F2044DC}">
+  <ds:schemaRefs>
+    <ds:schemaRef ds:uri="http://schemas.openxmlformats.org/officeDocument/2006/bibliography"/>
+  </ds:schemaRefs>
+</ds:datastoreItem>
+</file>
+
 <file path=customXml/itemProps4.xml><?xml version="1.0" encoding="utf-8"?>
-<ds:datastoreItem xmlns:ds="http://schemas.openxmlformats.org/officeDocument/2006/customXml" ds:itemID="{507E88A3-605D-4360-BCD5-3DDFFB7E1EA8}">
+<ds:datastoreItem xmlns:ds="http://schemas.openxmlformats.org/officeDocument/2006/customXml" ds:itemID="{58E66033-4A18-4331-82C5-EFA1DBE663DF}">
   <ds:schemaRefs>
-    <ds:schemaRef ds:uri="http://schemas.microsoft.com/sharepoint/v3/contenttype/forms"/>
+    <ds:schemaRef ds:uri="http://schemas.microsoft.com/office/2006/metadata/properties"/>
+    <ds:schemaRef ds:uri="http://schemas.microsoft.com/office/infopath/2007/PartnerControls"/>
+    <ds:schemaRef ds:uri="0671de82-fb77-4741-a946-bbedde5d4f76"/>
+    <ds:schemaRef ds:uri="bfe36008-4467-4f6a-b17f-684c3d9d556d"/>
   </ds:schemaRefs>
 </ds:datastoreItem>
 </file>